--- a/server/template.docx
+++ b/server/template.docx
@@ -12216,6 +12216,40 @@
                 <w:bCs/>
               </w:rPr>
               <w:t>m</w:t>
+            </w:r>
+          </w:p>
+          <w:p>
+            <w:pPr>
+              <w:autoSpaceDE w:val="0"/>
+              <w:autoSpaceDN w:val="0"/>
+              <w:adjustRightInd w:val="0"/>
+              <w:rPr>
+                <w:rFonts w:ascii="Calibri" w:hAnsi="Calibri" w:cs="Calibri"/>
+                <w:b/>
+                <w:bCs/>
+              </w:rPr>
+            </w:pPr>
+            <w:r>
+              <w:rPr>
+                <w:rFonts w:ascii="Calibri" w:hAnsi="Calibri" w:cs="Calibri"/>
+              </w:rPr>
+              <w:t xml:space="preserve">{#hasSecondaryStreetFrontage}Secondary frontage setback achieved: </w:t>
+            </w:r>
+            <w:r>
+              <w:rPr>
+                <w:rFonts w:ascii="Calibri" w:hAnsi="Calibri" w:cs="Calibri"/>
+                <w:b/>
+                <w:bCs/>
+              </w:rPr>
+              <w:t>{secondaryStreetSetbackDistance}</w:t>
+            </w:r>
+            <w:r>
+              <w:rPr>
+                <w:rFonts w:ascii="Calibri" w:hAnsi="Calibri" w:cs="Calibri"/>
+                <w:b/>
+                <w:bCs/>
+              </w:rPr>
+              <w:t>m{/hasSecondaryStreetFrontage}</w:t>
             </w:r>
           </w:p>
           <w:p>

--- a/server/template.docx
+++ b/server/template.docx
@@ -9356,29 +9356,7 @@
               <w:rPr>
                 <w:rFonts w:ascii="Calibri" w:hAnsi="Calibri" w:cs="Calibri"/>
               </w:rPr>
-              <w:t>Response: As per Arborist Report</w:t>
-            </w:r>
-          </w:p>
-          <w:p>
-            <w:pPr>
-              <w:spacing w:after="0" w:line="259" w:lineRule="auto"/>
-              <w:rPr>
-                <w:rFonts w:ascii="Calibri" w:hAnsi="Calibri" w:cs="Calibri"/>
-              </w:rPr>
-            </w:pPr>
-          </w:p>
-          <w:p>
-            <w:pPr>
-              <w:spacing w:after="0" w:line="259" w:lineRule="auto"/>
-              <w:rPr>
-                <w:rFonts w:ascii="Calibri" w:hAnsi="Calibri" w:cs="Calibri"/>
-              </w:rPr>
-            </w:pPr>
-            <w:r>
-              <w:rPr>
-                <w:rFonts w:ascii="Calibri" w:hAnsi="Calibri" w:cs="Calibri"/>
-              </w:rPr>
-              <w:t>All new canopy trees species and calculations as per provided landscape plan.</w:t>
+              <w:t xml:space="preserve">Response: {canopyTreesResponse}</w:t>
             </w:r>
           </w:p>
         </w:tc>
